--- a/docs/Control Tower Screen Reference.docx
+++ b/docs/Control Tower Screen Reference.docx
@@ -6234,7 +6234,7 @@
           <w:p>
             <w:pPr/>
             <w:r>
-              <w:t xml:space="preserve">Bar chart, forecast CU m</w:t>
+              <w:t xml:space="preserve">Bar chart, forecast ₹ m</w:t>
             </w:r>
           </w:p>
         </w:tc>

--- a/docs/Control Tower Screen Reference.docx
+++ b/docs/Control Tower Screen Reference.docx
@@ -13,7 +13,7 @@
     <w:p>
       <w:pPr/>
       <w:r>
-        <w:t xml:space="preserve">Oct 3, 2026</w:t>
+        <w:t xml:space="preserve">Oct 4, 2026</w:t>
       </w:r>
       <w:r>
         <w:t xml:space="preserve"> · </w:t>
@@ -38,6 +38,12 @@
       <w:pPr/>
       <w:r>
         <w:t xml:space="preserve">Every page with a status strip now shows it folded into a collapsed “Status overview” bar with a one-line count (e.g. “5 areas · 1 intervention required · 2 deteriorating …”); clicking expands the strip and the four-way summary. The three home pages (O-01, G-01, E-01) group their KPI cards and charts under numbered theme sections, and KPI cards stretch to fill each row.</w:t>
+      </w:r>
+    </w:p>
+    <w:p>
+      <w:pPr/>
+      <w:r>
+        <w:t xml:space="preserve">Overview visuals (new): twelve visuals were added to nine screens (O-01, O-05, G-01, G-02, G-08, G-09, E-01, E-05, E-11) and are marked “(new)” in the tables below. Each one uses only figures already on its screen, or detail that adds up to them; synthetic detail is labelled SYN in its caption. They share one visual language: solid = certified, hatched = pending, grey hatch = reconciliation break, dotted outline = overdue, teal edge = external signal, dotted purple edge = forecast. Hover any mark for its value and trust state.</w:t>
       </w:r>
     </w:p>
     <w:p>
@@ -240,6 +246,76 @@
           <w:p>
             <w:pPr/>
             <w:r>
+              <w:t xml:space="preserve">EBITDA bridge, confidence-weighted (new)</w:t>
+            </w:r>
+          </w:p>
+        </w:tc>
+        <w:tc>
+          <w:tcPr>
+            <w:tcW w:w="3120" w:type="dxa"/>
+          </w:tcPr>
+          <w:p>
+            <w:pPr/>
+            <w:r>
+              <w:t xml:space="preserve">FY plan 742 → FY forecast 733.1 with the same drivers as G-03; each step is marked by what it rests on: certified actuals, forecast, external signal or reconciliation break</w:t>
+            </w:r>
+          </w:p>
+        </w:tc>
+        <w:tc>
+          <w:tcPr>
+            <w:tcW w:w="3120" w:type="dxa"/>
+          </w:tcPr>
+          <w:p>
+            <w:pPr/>
+            <w:r>
+              <w:t xml:space="preserve">How much of the forecast gap can be defended? ₹8.6 m of it (Volume, Plant 02) rests on a production input under reconciliation break</w:t>
+            </w:r>
+          </w:p>
+        </w:tc>
+      </w:tr>
+      <w:tr>
+        <w:tc>
+          <w:tcPr>
+            <w:tcW w:w="3120" w:type="dxa"/>
+          </w:tcPr>
+          <w:p>
+            <w:pPr/>
+            <w:r>
+              <w:t xml:space="preserve">Enterprise pulse (new)</w:t>
+            </w:r>
+          </w:p>
+        </w:tc>
+        <w:tc>
+          <w:tcPr>
+            <w:tcW w:w="3120" w:type="dxa"/>
+          </w:tcPr>
+          <w:p>
+            <w:pPr/>
+            <w:r>
+              <w:t xml:space="preserve">One petal per status-strip domain: length = share of governed KPIs on track (18 of 37), colour = that domain’s status in the strip; the side panel repeats the last 24 hours of changes</w:t>
+            </w:r>
+          </w:p>
+        </w:tc>
+        <w:tc>
+          <w:tcPr>
+            <w:tcW w:w="3120" w:type="dxa"/>
+          </w:tcPr>
+          <w:p>
+            <w:pPr/>
+            <w:r>
+              <w:t xml:space="preserve">Answers the page question in one shape: is the enterprise healthier than yesterday, and which domain is weakest (Operations, 1 of 9)</w:t>
+            </w:r>
+          </w:p>
+        </w:tc>
+      </w:tr>
+      <w:tr>
+        <w:tc>
+          <w:tcPr>
+            <w:tcW w:w="3120" w:type="dxa"/>
+          </w:tcPr>
+          <w:p>
+            <w:pPr/>
+            <w:r>
               <w:t xml:space="preserve">EBITDA → FCF → ROCE diagnostic</w:t>
             </w:r>
           </w:p>
@@ -1851,6 +1927,41 @@
           <w:p>
             <w:pPr/>
             <w:r>
+              <w:t xml:space="preserve">Materiality horizon (new)</w:t>
+            </w:r>
+          </w:p>
+        </w:tc>
+        <w:tc>
+          <w:tcPr>
+            <w:tcW w:w="3120" w:type="dxa"/>
+          </w:tcPr>
+          <w:p>
+            <w:pPr/>
+            <w:r>
+              <w:t xml:space="preserve">Each open issue’s distance to the Critical threshold over the last 7 days, in the same bands as the materiality table (placeholder bands, D-03)</w:t>
+            </w:r>
+          </w:p>
+        </w:tc>
+        <w:tc>
+          <w:tcPr>
+            <w:tcW w:w="3120" w:type="dxa"/>
+          </w:tcPr>
+          <w:p>
+            <w:pPr/>
+            <w:r>
+              <w:t xml:space="preserve">What crossed materiality (INC-SYN-0142, within the last 24 hours) and what sits closest behind it</w:t>
+            </w:r>
+          </w:p>
+        </w:tc>
+      </w:tr>
+      <w:tr>
+        <w:tc>
+          <w:tcPr>
+            <w:tcW w:w="3120" w:type="dxa"/>
+          </w:tcPr>
+          <w:p>
+            <w:pPr/>
+            <w:r>
               <w:t xml:space="preserve">Materiality drivers for the active incident</w:t>
             </w:r>
           </w:p>
@@ -2612,6 +2723,76 @@
           <w:p>
             <w:pPr/>
             <w:r>
+              <w:t xml:space="preserve">Projected EBITDA gap · entity → driver (new)</w:t>
+            </w:r>
+          </w:p>
+        </w:tc>
+        <w:tc>
+          <w:tcPr>
+            <w:tcW w:w="3120" w:type="dxa"/>
+          </w:tcPr>
+          <w:p>
+            <w:pPr/>
+            <w:r>
+              <w:t xml:space="preserve">Ribbons from Entity A1 and the other five entities to volume, price, variable cost, fuel and power, and FX; entity totals match the bars (−9.2)</w:t>
+            </w:r>
+          </w:p>
+        </w:tc>
+        <w:tc>
+          <w:tcPr>
+            <w:tcW w:w="3120" w:type="dxa"/>
+          </w:tcPr>
+          <w:p>
+            <w:pPr/>
+            <w:r>
+              <w:t xml:space="preserve">Through which drivers the gap arises: almost all of A1’s −7.6 is volume at Plant 02</w:t>
+            </w:r>
+          </w:p>
+        </w:tc>
+      </w:tr>
+      <w:tr>
+        <w:tc>
+          <w:tcPr>
+            <w:tcW w:w="3120" w:type="dxa"/>
+          </w:tcPr>
+          <w:p>
+            <w:pPr/>
+            <w:r>
+              <w:t xml:space="preserve">EBITDA map · entity depth (new)</w:t>
+            </w:r>
+          </w:p>
+        </w:tc>
+        <w:tc>
+          <w:tcPr>
+            <w:tcW w:w="3120" w:type="dxa"/>
+          </w:tcPr>
+          <w:p>
+            <w:pPr/>
+            <w:r>
+              <w:t xml:space="preserve">Treemap: tile size = EBITDA YTD (sums to FIN-001 361.3), colour = projected gap P07–P12; the same map at plant depth is on E-01</w:t>
+            </w:r>
+          </w:p>
+        </w:tc>
+        <w:tc>
+          <w:tcPr>
+            <w:tcW w:w="3120" w:type="dxa"/>
+          </w:tcPr>
+          <w:p>
+            <w:pPr/>
+            <w:r>
+              <w:t xml:space="preserve">Shows scale and problem together: the largest contributor also holds the gap</w:t>
+            </w:r>
+          </w:p>
+        </w:tc>
+      </w:tr>
+      <w:tr>
+        <w:tc>
+          <w:tcPr>
+            <w:tcW w:w="3120" w:type="dxa"/>
+          </w:tcPr>
+          <w:p>
+            <w:pPr/>
+            <w:r>
               <w:t xml:space="preserve">24-hour changes table</w:t>
             </w:r>
           </w:p>
@@ -2902,6 +3083,41 @@
           <w:p>
             <w:pPr/>
             <w:r>
+              <w:t xml:space="preserve">Entity fingerprints (new)</w:t>
+            </w:r>
+          </w:p>
+        </w:tc>
+        <w:tc>
+          <w:tcPr>
+            <w:tcW w:w="3120" w:type="dxa"/>
+          </w:tcPr>
+          <w:p>
+            <w:pPr/>
+            <w:r>
+              <w:t xml:space="preserve">Entity A1 drawn large on four KPIs (DSO, ROCE vs plan, certified %, production) around a plan ring; the five peers small on the same axes, with a plain “Behind:” note</w:t>
+            </w:r>
+          </w:p>
+        </w:tc>
+        <w:tc>
+          <w:tcPr>
+            <w:tcW w:w="3120" w:type="dxa"/>
+          </w:tcPr>
+          <w:p>
+            <w:pPr/>
+            <w:r>
+              <w:t xml:space="preserve">Which entity looks different from its peers, without reading the matrix cell by cell</w:t>
+            </w:r>
+          </w:p>
+        </w:tc>
+      </w:tr>
+      <w:tr>
+        <w:tc>
+          <w:tcPr>
+            <w:tcW w:w="3120" w:type="dxa"/>
+          </w:tcPr>
+          <w:p>
+            <w:pPr/>
+            <w:r>
               <w:t xml:space="preserve">Production forecast by entity</w:t>
             </w:r>
           </w:p>
@@ -3116,6 +3332,41 @@
           <w:p>
             <w:pPr/>
             <w:r>
+              <w:t xml:space="preserve">Certification pace (new)</w:t>
+            </w:r>
+          </w:p>
+        </w:tc>
+        <w:tc>
+          <w:tcPr>
+            <w:tcW w:w="3120" w:type="dxa"/>
+          </w:tcPr>
+          <w:p>
+            <w:pPr/>
+            <w:r>
+              <w:t xml:space="preserve">Share of leadership KPIs certified by working day of the close vs the last three closes, a projection to close, and what is still open (TRU-002 9, TRU-006 2, TRU-007 1)</w:t>
+            </w:r>
+          </w:p>
+        </w:tc>
+        <w:tc>
+          <w:tcPr>
+            <w:tcW w:w="3120" w:type="dxa"/>
+          </w:tcPr>
+          <w:p>
+            <w:pPr/>
+            <w:r>
+              <w:t xml:space="preserve">Will the numbers be defensible by close? 84% at WD6 is behind the usual 88–94%, and the last 2% waits on BRK-SYN-0071</w:t>
+            </w:r>
+          </w:p>
+        </w:tc>
+      </w:tr>
+      <w:tr>
+        <w:tc>
+          <w:tcPr>
+            <w:tcW w:w="3120" w:type="dxa"/>
+          </w:tcPr>
+          <w:p>
+            <w:pPr/>
+            <w:r>
               <w:t xml:space="preserve">Certification queue</w:t>
             </w:r>
           </w:p>
@@ -4610,6 +4861,41 @@
           <w:p>
             <w:pPr/>
             <w:r>
+              <w:t xml:space="preserve">Escalation clocks (new)</w:t>
+            </w:r>
+          </w:p>
+        </w:tc>
+        <w:tc>
+          <w:tcPr>
+            <w:tcW w:w="3120" w:type="dxa"/>
+          </w:tcPr>
+          <w:p>
+            <w:pPr/>
+            <w:r>
+              <w:t xml:space="preserve">The ladder’s six open items by stage, placed by how much of their clock is used; closed escalations (EFF-009 11 in 30 d, EFF-008 2.4 d) alongside</w:t>
+            </w:r>
+          </w:p>
+        </w:tc>
+        <w:tc>
+          <w:tcPr>
+            <w:tcW w:w="3120" w:type="dxa"/>
+          </w:tcPr>
+          <w:p>
+            <w:pPr/>
+            <w:r>
+              <w:t xml:space="preserve">Which escalation has run out of clock: ALT-SYN-2047 still has no accepted owner</w:t>
+            </w:r>
+          </w:p>
+        </w:tc>
+      </w:tr>
+      <w:tr>
+        <w:tc>
+          <w:tcPr>
+            <w:tcW w:w="3120" w:type="dxa"/>
+          </w:tcPr>
+          <w:p>
+            <w:pPr/>
+            <w:r>
               <w:t xml:space="preserve">Alert without owner</w:t>
             </w:r>
           </w:p>
@@ -5157,6 +5443,41 @@
           <w:p>
             <w:pPr/>
             <w:r>
+              <w:t xml:space="preserve">EBITDA map · plant depth (new)</w:t>
+            </w:r>
+          </w:p>
+        </w:tc>
+        <w:tc>
+          <w:tcPr>
+            <w:tcW w:w="3120" w:type="dxa"/>
+          </w:tcPr>
+          <w:p>
+            <w:pPr/>
+            <w:r>
+              <w:t xml:space="preserve">Treemap of plant EBITDA YTD (from E-11: 42.1 / 29.8 / 24.3) coloured by projected gap, in section 01 Financial</w:t>
+            </w:r>
+          </w:p>
+        </w:tc>
+        <w:tc>
+          <w:tcPr>
+            <w:tcW w:w="3120" w:type="dxa"/>
+          </w:tcPr>
+          <w:p>
+            <w:pPr/>
+            <w:r>
+              <w:t xml:space="preserve">Plant 02 holds the whole −7.6 gap although it is not the largest plant</w:t>
+            </w:r>
+          </w:p>
+        </w:tc>
+      </w:tr>
+      <w:tr>
+        <w:tc>
+          <w:tcPr>
+            <w:tcW w:w="3120" w:type="dxa"/>
+          </w:tcPr>
+          <w:p>
+            <w:pPr/>
+            <w:r>
               <w:t xml:space="preserve">Plant 02 production chart</w:t>
             </w:r>
           </w:p>
@@ -5285,6 +5606,41 @@
             <w:pPr/>
             <w:r>
               <w:t xml:space="preserve">The entity's own early-warning picture</w:t>
+            </w:r>
+          </w:p>
+        </w:tc>
+      </w:tr>
+      <w:tr>
+        <w:tc>
+          <w:tcPr>
+            <w:tcW w:w="3120" w:type="dxa"/>
+          </w:tcPr>
+          <w:p>
+            <w:pPr/>
+            <w:r>
+              <w:t xml:space="preserve">14-day runway (new)</w:t>
+            </w:r>
+          </w:p>
+        </w:tc>
+        <w:tc>
+          <w:tcPr>
+            <w:tcW w:w="3120" w:type="dxa"/>
+          </w:tcPr>
+          <w:p>
+            <w:pPr/>
+            <w:r>
+              <w:t xml:space="preserve">Decisions, deadlines and risk windows over the next 14 days by lane, with a combined exposure band, in section 04 Risk and actions</w:t>
+            </w:r>
+          </w:p>
+        </w:tc>
+        <w:tc>
+          <w:tcPr>
+            <w:tcW w:w="3120" w:type="dxa"/>
+          </w:tcPr>
+          <w:p>
+            <w:pPr/>
+            <w:r>
+              <w:t xml:space="preserve">When things bunch up: today to D+2 (DEC-SYN-0219, the OPS-001 fix, the REG-011 clock) and D+5 to D+9 (RM-1 stock-out and Plant 02 shortfall)</w:t>
             </w:r>
           </w:p>
         </w:tc>
@@ -5511,6 +5867,41 @@
           <w:p>
             <w:pPr/>
             <w:r>
+              <w:t xml:space="preserve">Working-capital lanes (new)</w:t>
+            </w:r>
+          </w:p>
+        </w:tc>
+        <w:tc>
+          <w:tcPr>
+            <w:tcW w:w="3120" w:type="dxa"/>
+          </w:tcPr>
+          <w:p>
+            <w:pPr/>
+            <w:r>
+              <w:t xml:space="preserve">Swimlanes by owning function: ₹16.1 m of cash to release (the E-05 levers) traced from DSO, inventory days and DPO to root causes; rings mark handoffs between functions</w:t>
+            </w:r>
+          </w:p>
+        </w:tc>
+        <w:tc>
+          <w:tcPr>
+            <w:tcW w:w="3120" w:type="dxa"/>
+          </w:tcPr>
+          <w:p>
+            <w:pPr/>
+            <w:r>
+              <w:t xml:space="preserve">Who has to act: ₹14.7 m of the fix sits outside Finance, with Supply, Commercial and Procurement</w:t>
+            </w:r>
+          </w:p>
+        </w:tc>
+      </w:tr>
+      <w:tr>
+        <w:tc>
+          <w:tcPr>
+            <w:tcW w:w="3120" w:type="dxa"/>
+          </w:tcPr>
+          <w:p>
+            <w:pPr/>
+            <w:r>
               <w:t xml:space="preserve">EBITDA bridge</w:t>
             </w:r>
           </w:p>
@@ -6246,6 +6637,41 @@
             <w:pPr/>
             <w:r>
               <w:t xml:space="preserve">Which stage leaks the most</w:t>
+            </w:r>
+          </w:p>
+        </w:tc>
+      </w:tr>
+      <w:tr>
+        <w:tc>
+          <w:tcPr>
+            <w:tcW w:w="3120" w:type="dxa"/>
+          </w:tcPr>
+          <w:p>
+            <w:pPr/>
+            <w:r>
+              <w:t xml:space="preserve">Cash conversion loop (new)</w:t>
+            </w:r>
+          </w:p>
+        </w:tc>
+        <w:tc>
+          <w:tcPr>
+            <w:tcW w:w="3120" w:type="dxa"/>
+          </w:tcPr>
+          <w:p>
+            <w:pPr/>
+            <w:r>
+              <w:t xml:space="preserve">One ring: DSO 52 + inventory days 41 − DPO 38 = 55 days vs 37 planned, with the cash each lever releases (7.4 / 5.6 / 3.1)</w:t>
+            </w:r>
+          </w:p>
+        </w:tc>
+        <w:tc>
+          <w:tcPr>
+            <w:tcW w:w="3120" w:type="dxa"/>
+          </w:tcPr>
+          <w:p>
+            <w:pPr/>
+            <w:r>
+              <w:t xml:space="preserve">Where in the cycle cash is stuck, and what bringing each part back to plan is worth</w:t>
             </w:r>
           </w:p>
         </w:tc>

--- a/docs/Control Tower Screen Reference.docx
+++ b/docs/Control Tower Screen Reference.docx
@@ -37,7 +37,7 @@
     <w:p>
       <w:pPr/>
       <w:r>
-        <w:t xml:space="preserve">Every page with a status strip now shows it folded into a collapsed “Status overview” bar with a one-line count (e.g. “5 areas · 1 intervention required · 2 deteriorating …”); clicking expands the strip and the four-way summary. The three home pages (O-01, G-01, E-01) group their KPI cards and charts under numbered theme sections, and KPI cards stretch to fill each row.</w:t>
+        <w:t xml:space="preserve">The Status overview bar (status strip and four-way summary) has been removed from all pages. The three home pages (O-01, G-01, E-01) group their KPI cards and charts under numbered theme sections, and KPI cards stretch to fill each row.</w:t>
       </w:r>
     </w:p>
     <w:p>
@@ -123,41 +123,6 @@
             <w:pPr/>
             <w:r>
               <w:t xml:space="preserve">Why it matters</w:t>
-            </w:r>
-          </w:p>
-        </w:tc>
-      </w:tr>
-      <w:tr>
-        <w:tc>
-          <w:tcPr>
-            <w:tcW w:w="3120" w:type="dxa"/>
-          </w:tcPr>
-          <w:p>
-            <w:pPr/>
-            <w:r>
-              <w:t xml:space="preserve">Status overview (collapsed)</w:t>
-            </w:r>
-          </w:p>
-        </w:tc>
-        <w:tc>
-          <w:tcPr>
-            <w:tcW w:w="3120" w:type="dxa"/>
-          </w:tcPr>
-          <w:p>
-            <w:pPr/>
-            <w:r>
-              <w:t xml:space="preserve">One line counting areas by status; click to expand the status strip and the four-way summary</w:t>
-            </w:r>
-          </w:p>
-        </w:tc>
-        <w:tc>
-          <w:tcPr>
-            <w:tcW w:w="3120" w:type="dxa"/>
-          </w:tcPr>
-          <w:p>
-            <w:pPr/>
-            <w:r>
-              <w:t xml:space="preserve">The one-glance verdict before anyone reads a number</w:t>
             </w:r>
           </w:p>
         </w:tc>
